--- a/docx_resources/Вечірня-Утреня/В,У - Мінея/11-Листопад/14-__-Филипа.docx
+++ b/docx_resources/Вечірня-Утреня/В,У - Мінея/11-Листопад/14-__-Филипа.docx
@@ -9412,6 +9412,7 @@
           <w:b/>
           <w:i/>
           <w:color w:val="FF0000"/>
+          <w:sz w:val="24"/>
         </w:rPr>
         <w:t>Вечірні молитви</w:t>
       </w:r>
@@ -13890,6 +13891,7 @@
           <w:b/>
           <w:i/>
           <w:color w:val="FF0000"/>
+          <w:sz w:val="24"/>
         </w:rPr>
         <w:t>Блажен муж</w:t>
       </w:r>
@@ -15580,6 +15582,7 @@
           <w:b/>
           <w:i/>
           <w:color w:val="FF0000"/>
+          <w:sz w:val="24"/>
         </w:rPr>
         <w:t>Мала єктенія</w:t>
       </w:r>
@@ -21978,6 +21981,7 @@
           <w:b/>
           <w:i/>
           <w:color w:val="FF0000"/>
+          <w:sz w:val="24"/>
         </w:rPr>
         <w:t>Стихири</w:t>
       </w:r>
@@ -24505,6 +24509,7 @@
           <w:b/>
           <w:i/>
           <w:color w:val="FF0000"/>
+          <w:sz w:val="24"/>
         </w:rPr>
         <w:t>Прокімен</w:t>
       </w:r>
@@ -25061,6 +25066,7 @@
           <w:b/>
           <w:i/>
           <w:color w:val="FF0000"/>
+          <w:sz w:val="24"/>
         </w:rPr>
         <w:t>Читання</w:t>
       </w:r>
@@ -25577,6 +25583,7 @@
           <w:b/>
           <w:i/>
           <w:color w:val="FF0000"/>
+          <w:sz w:val="24"/>
         </w:rPr>
         <w:t>Єктенія усильного благання</w:t>
       </w:r>
@@ -27914,6 +27921,7 @@
           <w:b/>
           <w:i/>
           <w:color w:val="FF0000"/>
+          <w:sz w:val="24"/>
         </w:rPr>
         <w:t>Сподоби, Господи</w:t>
       </w:r>
@@ -29169,6 +29177,7 @@
           <w:b/>
           <w:i/>
           <w:color w:val="FF0000"/>
+          <w:sz w:val="24"/>
         </w:rPr>
         <w:t>Прохальна єктенія</w:t>
       </w:r>
@@ -32369,6 +32378,7 @@
           <w:b/>
           <w:i/>
           <w:color w:val="FF0000"/>
+          <w:sz w:val="24"/>
         </w:rPr>
         <w:t>Пісня Симеона</w:t>
       </w:r>
@@ -34455,6 +34465,7 @@
           <w:b/>
           <w:i/>
           <w:color w:val="FF0000"/>
+          <w:sz w:val="24"/>
         </w:rPr>
         <w:t>Тропарі</w:t>
       </w:r>
@@ -35027,6 +35038,7 @@
           <w:b/>
           <w:i/>
           <w:color w:val="FF0000"/>
+          <w:sz w:val="24"/>
         </w:rPr>
         <w:lastRenderedPageBreak/>
         <w:t>Після Вечірні</w:t>
@@ -37522,6 +37534,7 @@
           <w:b/>
           <w:i/>
           <w:color w:val="FF0000"/>
+          <w:sz w:val="24"/>
         </w:rPr>
         <w:t>Утренні молитви</w:t>
       </w:r>
@@ -42088,6 +42101,7 @@
           <w:b/>
           <w:i/>
           <w:color w:val="FF0000"/>
+          <w:sz w:val="24"/>
         </w:rPr>
         <w:t>Бог Господь...</w:t>
       </w:r>
@@ -42096,6 +42110,7 @@
           <w:rFonts w:ascii="Times New Roman" w:hAnsi="Times New Roman"/>
           <w:i/>
           <w:color w:val="FF0000"/>
+          <w:sz w:val="24"/>
         </w:rPr>
         <w:t xml:space="preserve"> (Пс. 117), глас 3</w:t>
       </w:r>
@@ -42319,6 +42334,7 @@
           <w:b/>
           <w:i/>
           <w:color w:val="FF0000"/>
+          <w:sz w:val="24"/>
         </w:rPr>
         <w:t>Тропарі</w:t>
       </w:r>
@@ -42481,6 +42497,7 @@
           <w:b/>
           <w:i/>
           <w:color w:val="FF0000"/>
+          <w:sz w:val="24"/>
         </w:rPr>
         <w:t>Мала єктенія</w:t>
       </w:r>
@@ -43778,6 +43795,7 @@
           <w:b/>
           <w:i/>
           <w:color w:val="FF0000"/>
+          <w:sz w:val="24"/>
         </w:rPr>
         <w:t>Перший сідальний</w:t>
       </w:r>
@@ -43936,6 +43954,7 @@
           <w:b/>
           <w:i/>
           <w:color w:val="FF0000"/>
+          <w:sz w:val="24"/>
         </w:rPr>
         <w:t>Мала єктенія</w:t>
       </w:r>
@@ -45217,6 +45236,7 @@
           <w:b/>
           <w:i/>
           <w:color w:val="FF0000"/>
+          <w:sz w:val="24"/>
         </w:rPr>
         <w:t>Другий сідальний</w:t>
       </w:r>
@@ -45914,6 +45934,7 @@
           <w:b/>
           <w:i/>
           <w:color w:val="FF0000"/>
+          <w:sz w:val="24"/>
         </w:rPr>
         <w:t>Мала єктенія</w:t>
       </w:r>
@@ -46836,6 +46857,7 @@
           <w:b/>
           <w:i/>
           <w:color w:val="FF0000"/>
+          <w:sz w:val="24"/>
         </w:rPr>
         <w:t>Сідальний</w:t>
       </w:r>
@@ -47162,6 +47184,7 @@
           <w:b/>
           <w:i/>
           <w:color w:val="FF0000"/>
+          <w:sz w:val="24"/>
         </w:rPr>
         <w:lastRenderedPageBreak/>
         <w:t>Прокімен</w:t>
@@ -48363,6 +48386,7 @@
           <w:b/>
           <w:i/>
           <w:color w:val="FF0000"/>
+          <w:sz w:val="24"/>
         </w:rPr>
         <w:t>Псалом 50</w:t>
       </w:r>
@@ -48982,6 +49006,7 @@
           <w:b/>
           <w:i/>
           <w:color w:val="FF0000"/>
+          <w:sz w:val="24"/>
         </w:rPr>
         <w:t>Єктенія:</w:t>
       </w:r>
@@ -50386,6 +50411,7 @@
           <w:b/>
           <w:i/>
           <w:color w:val="FF0000"/>
+          <w:sz w:val="24"/>
         </w:rPr>
         <w:t>Мала єктенія</w:t>
       </w:r>
@@ -52870,6 +52896,7 @@
           <w:b/>
           <w:i/>
           <w:color w:val="FF0000"/>
+          <w:sz w:val="24"/>
         </w:rPr>
         <w:t>Мала єктенія</w:t>
       </w:r>
@@ -55026,6 +55053,7 @@
           <w:b/>
           <w:i/>
           <w:color w:val="FF0000"/>
+          <w:sz w:val="24"/>
         </w:rPr>
         <w:lastRenderedPageBreak/>
         <w:t>Пісня Богородиці</w:t>
@@ -55275,6 +55303,7 @@
           <w:b/>
           <w:i/>
           <w:color w:val="FF0000"/>
+          <w:sz w:val="24"/>
         </w:rPr>
         <w:t>Пісня 9</w:t>
       </w:r>
@@ -55545,6 +55574,7 @@
           <w:b/>
           <w:i/>
           <w:color w:val="FF0000"/>
+          <w:sz w:val="24"/>
         </w:rPr>
         <w:t>Мала єктенія</w:t>
       </w:r>
@@ -57137,6 +57167,7 @@
           <w:b/>
           <w:i/>
           <w:color w:val="FF0000"/>
+          <w:sz w:val="24"/>
         </w:rPr>
         <w:t>Стихири</w:t>
       </w:r>
@@ -57498,6 +57529,7 @@
           <w:b/>
           <w:i/>
           <w:color w:val="FF0000"/>
+          <w:sz w:val="24"/>
         </w:rPr>
         <w:t>Велике славослов'я</w:t>
       </w:r>
@@ -58387,6 +58419,7 @@
           <w:b/>
           <w:i/>
           <w:color w:val="FF0000"/>
+          <w:sz w:val="24"/>
         </w:rPr>
         <w:t>Тропар</w:t>
       </w:r>
@@ -58491,6 +58524,7 @@
           <w:b/>
           <w:i/>
           <w:color w:val="FF0000"/>
+          <w:sz w:val="24"/>
         </w:rPr>
         <w:t>Єктенія усильного благання</w:t>
       </w:r>
@@ -60672,6 +60706,7 @@
           <w:b/>
           <w:i/>
           <w:color w:val="FF0000"/>
+          <w:sz w:val="24"/>
         </w:rPr>
         <w:t>Прохальна єктенія</w:t>
       </w:r>
